--- a/projects/valuepickr-open-screen/docs/Raymond Realty Ltd.docx
+++ b/projects/valuepickr-open-screen/docs/Raymond Realty Ltd.docx
@@ -2084,7 +2084,7 @@
         <w:spacing w:after="120" w:before="280"/>
       </w:pPr>
       <w:r>
-        <w:t xml:space="preserve">Ishmohit-Lens Checks (value chain · earnings quality · growth trajectory · management)</w:t>
+        <w:t xml:space="preserve">Ishmohit-Lens Checks (value chain · earnings quality · growth trajectory · management · quality metrics · track record · global-signal check)</w:t>
       </w:r>
     </w:p>
     <w:p>
@@ -2537,6 +2537,33 @@
                 <w:b/>
                 <w:bCs/>
               </w:rPr>
+              <w:t xml:space="preserve">Shareholder returns</w:t>
+            </w:r>
+          </w:p>
+        </w:tc>
+        <w:tc>
+          <w:tcPr>
+            <w:tcW w:type="dxa" w:w="5800"/>
+          </w:tcPr>
+          <w:p>
+            <w:r>
+              <w:t xml:space="preserve">—</w:t>
+            </w:r>
+          </w:p>
+        </w:tc>
+      </w:tr>
+      <w:tr>
+        <w:tc>
+          <w:tcPr>
+            <w:tcW w:type="dxa" w:w="3200"/>
+            <w:shd w:fill="F2F2F2" w:val="clear"/>
+          </w:tcPr>
+          <w:p>
+            <w:r>
+              <w:rPr>
+                <w:b/>
+                <w:bCs/>
+              </w:rPr>
               <w:t xml:space="preserve">Capability ladder / VAP</w:t>
             </w:r>
           </w:p>
@@ -2548,6 +2575,199 @@
           <w:p>
             <w:r>
               <w:t xml:space="preserve">Moving from a single Thane land bank to a diversified MMR redevelopment platform (Bandra, Mahim, Sion, Wadala) and, with the Parel JDA, into South Mumbai premium (ticket sizes Rs 6-20cr)</w:t>
+            </w:r>
+          </w:p>
+        </w:tc>
+      </w:tr>
+    </w:tbl>
+    <w:p>
+      <w:pPr>
+        <w:spacing w:after="120"/>
+      </w:pPr>
+      <w:r>
+        <w:rPr>
+          <w:b/>
+          <w:bCs/>
+          <w:sz w:val="20"/>
+          <w:szCs w:val="20"/>
+        </w:rPr>
+        <w:t xml:space="preserve">Quality metrics (ROCE · debt · FCF · margin · capex):</w:t>
+      </w:r>
+    </w:p>
+    <w:tbl>
+      <w:tblPr>
+        <w:tblW w:type="dxa" w:w="9000"/>
+        <w:tblBorders>
+          <w:top w:val="single" w:color="auto" w:sz="4"/>
+          <w:left w:val="single" w:color="auto" w:sz="4"/>
+          <w:bottom w:val="single" w:color="auto" w:sz="4"/>
+          <w:right w:val="single" w:color="auto" w:sz="4"/>
+          <w:insideH w:val="single" w:color="auto" w:sz="4"/>
+          <w:insideV w:val="single" w:color="auto" w:sz="4"/>
+        </w:tblBorders>
+      </w:tblPr>
+      <w:tblGrid>
+        <w:gridCol w:w="3200"/>
+        <w:gridCol w:w="5800"/>
+      </w:tblGrid>
+      <w:tr>
+        <w:tc>
+          <w:tcPr>
+            <w:tcW w:type="dxa" w:w="3200"/>
+            <w:shd w:fill="F2F2F2" w:val="clear"/>
+          </w:tcPr>
+          <w:p>
+            <w:r>
+              <w:rPr>
+                <w:b/>
+                <w:bCs/>
+              </w:rPr>
+              <w:t xml:space="preserve">Assessment</w:t>
+            </w:r>
+          </w:p>
+        </w:tc>
+        <w:tc>
+          <w:tcPr>
+            <w:tcW w:type="dxa" w:w="5800"/>
+          </w:tcPr>
+          <w:p>
+            <w:r>
+              <w:t xml:space="preserve">neutral</w:t>
+            </w:r>
+          </w:p>
+        </w:tc>
+      </w:tr>
+      <w:tr>
+        <w:tc>
+          <w:tcPr>
+            <w:tcW w:type="dxa" w:w="3200"/>
+            <w:shd w:fill="F2F2F2" w:val="clear"/>
+          </w:tcPr>
+          <w:p>
+            <w:r>
+              <w:rPr>
+                <w:b/>
+                <w:bCs/>
+              </w:rPr>
+              <w:t xml:space="preserve">ROCE</w:t>
+            </w:r>
+          </w:p>
+        </w:tc>
+        <w:tc>
+          <w:tcPr>
+            <w:tcW w:type="dxa" w:w="5800"/>
+          </w:tcPr>
+          <w:p>
+            <w:r>
+              <w:t xml:space="preserve">30% (unclear)</w:t>
+            </w:r>
+          </w:p>
+        </w:tc>
+      </w:tr>
+      <w:tr>
+        <w:tc>
+          <w:tcPr>
+            <w:tcW w:type="dxa" w:w="3200"/>
+            <w:shd w:fill="F2F2F2" w:val="clear"/>
+          </w:tcPr>
+          <w:p>
+            <w:r>
+              <w:rPr>
+                <w:b/>
+                <w:bCs/>
+              </w:rPr>
+              <w:t xml:space="preserve">Leverage</w:t>
+            </w:r>
+          </w:p>
+        </w:tc>
+        <w:tc>
+          <w:tcPr>
+            <w:tcW w:type="dxa" w:w="5800"/>
+          </w:tcPr>
+          <w:p>
+            <w:r>
+              <w:t xml:space="preserve">Net debt/EBITDA 2.2x</w:t>
+            </w:r>
+          </w:p>
+        </w:tc>
+      </w:tr>
+      <w:tr>
+        <w:tc>
+          <w:tcPr>
+            <w:tcW w:type="dxa" w:w="3200"/>
+            <w:shd w:fill="F2F2F2" w:val="clear"/>
+          </w:tcPr>
+          <w:p>
+            <w:r>
+              <w:rPr>
+                <w:b/>
+                <w:bCs/>
+              </w:rPr>
+              <w:t xml:space="preserve">FCF conversion</w:t>
+            </w:r>
+          </w:p>
+        </w:tc>
+        <w:tc>
+          <w:tcPr>
+            <w:tcW w:type="dxa" w:w="5800"/>
+          </w:tcPr>
+          <w:p>
+            <w:r>
+              <w:t xml:space="preserve">-200%</w:t>
+            </w:r>
+          </w:p>
+        </w:tc>
+      </w:tr>
+      <w:tr>
+        <w:tc>
+          <w:tcPr>
+            <w:tcW w:type="dxa" w:w="3200"/>
+            <w:shd w:fill="F2F2F2" w:val="clear"/>
+          </w:tcPr>
+          <w:p>
+            <w:r>
+              <w:rPr>
+                <w:b/>
+                <w:bCs/>
+              </w:rPr>
+              <w:t xml:space="preserve">Margin trend</w:t>
+            </w:r>
+          </w:p>
+        </w:tc>
+        <w:tc>
+          <w:tcPr>
+            <w:tcW w:type="dxa" w:w="5800"/>
+          </w:tcPr>
+          <w:p>
+            <w:r>
+              <w:t xml:space="preserve">expanding</w:t>
+            </w:r>
+          </w:p>
+        </w:tc>
+      </w:tr>
+      <w:tr>
+        <w:tc>
+          <w:tcPr>
+            <w:tcW w:type="dxa" w:w="3200"/>
+            <w:shd w:fill="F2F2F2" w:val="clear"/>
+          </w:tcPr>
+          <w:p>
+            <w:r>
+              <w:rPr>
+                <w:b/>
+                <w:bCs/>
+              </w:rPr>
+              <w:t xml:space="preserve">Capex efficiency</w:t>
+            </w:r>
+          </w:p>
+        </w:tc>
+        <w:tc>
+          <w:tcPr>
+            <w:tcW w:type="dxa" w:w="5800"/>
+          </w:tcPr>
+          <w:p>
+            <w:r>
+              <w:t xml:space="preserve">neutral</w:t>
             </w:r>
           </w:p>
         </w:tc>
@@ -2909,6 +3129,34 @@
           <w:szCs w:val="24"/>
         </w:rPr>
         <w:t xml:space="preserve">10x-in-2-3-years</w:t>
+      </w:r>
+    </w:p>
+    <w:p>
+      <w:pPr>
+        <w:spacing w:after="120"/>
+      </w:pPr>
+      <w:r>
+        <w:rPr>
+          <w:color w:val="666666"/>
+          <w:sz w:val="20"/>
+          <w:szCs w:val="20"/>
+        </w:rPr>
+        <w:t xml:space="preserve">4-box gate — tailwind: yes · TAM: yes · moat: yes · valuation: weak  (score 3.5 / 4)</w:t>
+      </w:r>
+    </w:p>
+    <w:p>
+      <w:pPr>
+        <w:spacing w:after="120"/>
+      </w:pPr>
+      <w:r>
+        <w:rPr>
+          <w:i/>
+          <w:iCs/>
+          <w:color w:val="666666"/>
+          <w:sz w:val="20"/>
+          <w:szCs w:val="20"/>
+        </w:rPr>
+        <w:t xml:space="preserve">MMR redevelopment structural; Rs52,000cr GDV vs Rs3,543cr mcap is large headroom; #1 Thane share + approval-throughput moat; gap=partially-priced (NAV discount not fully closed)</w:t>
       </w:r>
     </w:p>
     <w:p>
